--- a/1. Software y Hardware/1.1 Inicio/1.1.6 EDT/1.1.6.3 SRICA_008_000 - Cronograma del Proyecto.docx
+++ b/1. Software y Hardware/1.1 Inicio/1.1.6 EDT/1.1.6.3 SRICA_008_000 - Cronograma del Proyecto.docx
@@ -1,6 +1,6 @@
 
 <file path=word/document.xml><?xml version="1.0" encoding="utf-8"?>
-<w:document xmlns:wpc="http://schemas.microsoft.com/office/word/2010/wordprocessingCanvas" xmlns:cx="http://schemas.microsoft.com/office/drawing/2014/chartex" xmlns:cx1="http://schemas.microsoft.com/office/drawing/2015/9/8/chartex" xmlns:cx2="http://schemas.microsoft.com/office/drawing/2015/10/21/chartex" xmlns:cx3="http://schemas.microsoft.com/office/drawing/2016/5/9/chartex" xmlns:cx4="http://schemas.microsoft.com/office/drawing/2016/5/10/chartex" xmlns:cx5="http://schemas.microsoft.com/office/drawing/2016/5/11/chartex" xmlns:cx6="http://schemas.microsoft.com/office/drawing/2016/5/12/chartex" xmlns:cx7="http://schemas.microsoft.com/office/drawing/2016/5/13/chartex" xmlns:cx8="http://schemas.microsoft.com/office/drawing/2016/5/14/chartex" xmlns:mc="http://schemas.openxmlformats.org/markup-compatibility/2006" xmlns:aink="http://schemas.microsoft.com/office/drawing/2016/ink" xmlns:am3d="http://schemas.microsoft.com/office/drawing/2017/model3d" xmlns:o="urn:schemas-microsoft-com:office:office" xmlns:r="http://schemas.openxmlformats.org/officeDocument/2006/relationships" xmlns:m="http://schemas.openxmlformats.org/officeDocument/2006/math" xmlns:v="urn:schemas-microsoft-com:vml" xmlns:wp14="http://schemas.microsoft.com/office/word/2010/wordprocessingDrawing" xmlns:wp="http://schemas.openxmlformats.org/drawingml/2006/wordprocessingDrawing" xmlns:w10="urn:schemas-microsoft-com:office:word" xmlns:w="http://schemas.openxmlformats.org/wordprocessingml/2006/main" xmlns:w14="http://schemas.microsoft.com/office/word/2010/wordml" xmlns:w15="http://schemas.microsoft.com/office/word/2012/wordml" xmlns:w16cex="http://schemas.microsoft.com/office/word/2018/wordml/cex" xmlns:w16cid="http://schemas.microsoft.com/office/word/2016/wordml/cid" xmlns:w16="http://schemas.microsoft.com/office/word/2018/wordml" xmlns:w16se="http://schemas.microsoft.com/office/word/2015/wordml/symex" xmlns:wpg="http://schemas.microsoft.com/office/word/2010/wordprocessingGroup" xmlns:wpi="http://schemas.microsoft.com/office/word/2010/wordprocessingInk" xmlns:wne="http://schemas.microsoft.com/office/word/2006/wordml" xmlns:wps="http://schemas.microsoft.com/office/word/2010/wordprocessingShape" mc:Ignorable="w14 w15 w16se w16cid w16 w16cex wp14">
+<w:document xmlns:wpc="http://schemas.microsoft.com/office/word/2010/wordprocessingCanvas" xmlns:cx="http://schemas.microsoft.com/office/drawing/2014/chartex" xmlns:cx1="http://schemas.microsoft.com/office/drawing/2015/9/8/chartex" xmlns:cx2="http://schemas.microsoft.com/office/drawing/2015/10/21/chartex" xmlns:cx3="http://schemas.microsoft.com/office/drawing/2016/5/9/chartex" xmlns:cx4="http://schemas.microsoft.com/office/drawing/2016/5/10/chartex" xmlns:cx5="http://schemas.microsoft.com/office/drawing/2016/5/11/chartex" xmlns:cx6="http://schemas.microsoft.com/office/drawing/2016/5/12/chartex" xmlns:cx7="http://schemas.microsoft.com/office/drawing/2016/5/13/chartex" xmlns:cx8="http://schemas.microsoft.com/office/drawing/2016/5/14/chartex" xmlns:mc="http://schemas.openxmlformats.org/markup-compatibility/2006" xmlns:aink="http://schemas.microsoft.com/office/drawing/2016/ink" xmlns:am3d="http://schemas.microsoft.com/office/drawing/2017/model3d" xmlns:o="urn:schemas-microsoft-com:office:office" xmlns:r="http://schemas.openxmlformats.org/officeDocument/2006/relationships" xmlns:m="http://schemas.openxmlformats.org/officeDocument/2006/math" xmlns:v="urn:schemas-microsoft-com:vml" xmlns:wp14="http://schemas.microsoft.com/office/word/2010/wordprocessingDrawing" xmlns:wp="http://schemas.openxmlformats.org/drawingml/2006/wordprocessingDrawing" xmlns:w10="urn:schemas-microsoft-com:office:word" xmlns:w="http://schemas.openxmlformats.org/wordprocessingml/2006/main" xmlns:w14="http://schemas.microsoft.com/office/word/2010/wordml" xmlns:w15="http://schemas.microsoft.com/office/word/2012/wordml" xmlns:w16cex="http://schemas.microsoft.com/office/word/2018/wordml/cex" xmlns:w16cid="http://schemas.microsoft.com/office/word/2016/wordml/cid" xmlns:w16="http://schemas.microsoft.com/office/word/2018/wordml" xmlns:w16sdtdh="http://schemas.microsoft.com/office/word/2020/wordml/sdtdatahash" xmlns:w16se="http://schemas.microsoft.com/office/word/2015/wordml/symex" xmlns:wpg="http://schemas.microsoft.com/office/word/2010/wordprocessingGroup" xmlns:wpi="http://schemas.microsoft.com/office/word/2010/wordprocessingInk" xmlns:wne="http://schemas.microsoft.com/office/word/2006/wordml" xmlns:wps="http://schemas.microsoft.com/office/word/2010/wordprocessingShape" mc:Ignorable="w14 w15 w16se w16cid w16 w16cex w16sdtdh wp14">
   <w:body>
     <w:p>
       <w:pPr>
@@ -608,6 +608,154 @@
       </w:tr>
     </w:tbl>
     <w:p/>
+    <w:p/>
+    <w:p/>
+    <w:p/>
+    <w:p/>
+    <w:p/>
+    <w:p/>
+    <w:p/>
+    <w:p/>
+    <w:p/>
+    <w:p/>
+    <w:p>
+      <w:pPr>
+        <w:jc w:val="center"/>
+      </w:pPr>
+      <w:r>
+        <w:rPr>
+          <w:noProof/>
+        </w:rPr>
+        <w:lastRenderedPageBreak/>
+        <w:drawing>
+          <wp:inline distT="0" distB="0" distL="0" distR="0" wp14:anchorId="5B29173B" wp14:editId="0E50D304">
+            <wp:extent cx="8743950" cy="5219700"/>
+            <wp:effectExtent l="0" t="0" r="0" b="0"/>
+            <wp:docPr id="1" name="Imagen 1"/>
+            <wp:cNvGraphicFramePr>
+              <a:graphicFrameLocks xmlns:a="http://schemas.openxmlformats.org/drawingml/2006/main" noChangeAspect="1"/>
+            </wp:cNvGraphicFramePr>
+            <a:graphic xmlns:a="http://schemas.openxmlformats.org/drawingml/2006/main">
+              <a:graphicData uri="http://schemas.openxmlformats.org/drawingml/2006/picture">
+                <pic:pic xmlns:pic="http://schemas.openxmlformats.org/drawingml/2006/picture">
+                  <pic:nvPicPr>
+                    <pic:cNvPr id="1" name=""/>
+                    <pic:cNvPicPr/>
+                  </pic:nvPicPr>
+                  <pic:blipFill>
+                    <a:blip r:embed="rId4"/>
+                    <a:stretch>
+                      <a:fillRect/>
+                    </a:stretch>
+                  </pic:blipFill>
+                  <pic:spPr>
+                    <a:xfrm>
+                      <a:off x="0" y="0"/>
+                      <a:ext cx="8743950" cy="5219700"/>
+                    </a:xfrm>
+                    <a:prstGeom prst="rect">
+                      <a:avLst/>
+                    </a:prstGeom>
+                  </pic:spPr>
+                </pic:pic>
+              </a:graphicData>
+            </a:graphic>
+          </wp:inline>
+        </w:drawing>
+      </w:r>
+    </w:p>
+    <w:p>
+      <w:pPr>
+        <w:jc w:val="center"/>
+      </w:pPr>
+      <w:r>
+        <w:rPr>
+          <w:noProof/>
+        </w:rPr>
+        <w:lastRenderedPageBreak/>
+        <w:drawing>
+          <wp:inline distT="0" distB="0" distL="0" distR="0" wp14:anchorId="53E7A555" wp14:editId="20EF7D28">
+            <wp:extent cx="8858250" cy="5219700"/>
+            <wp:effectExtent l="0" t="0" r="0" b="0"/>
+            <wp:docPr id="2" name="Imagen 2"/>
+            <wp:cNvGraphicFramePr>
+              <a:graphicFrameLocks xmlns:a="http://schemas.openxmlformats.org/drawingml/2006/main" noChangeAspect="1"/>
+            </wp:cNvGraphicFramePr>
+            <a:graphic xmlns:a="http://schemas.openxmlformats.org/drawingml/2006/main">
+              <a:graphicData uri="http://schemas.openxmlformats.org/drawingml/2006/picture">
+                <pic:pic xmlns:pic="http://schemas.openxmlformats.org/drawingml/2006/picture">
+                  <pic:nvPicPr>
+                    <pic:cNvPr id="1" name=""/>
+                    <pic:cNvPicPr/>
+                  </pic:nvPicPr>
+                  <pic:blipFill>
+                    <a:blip r:embed="rId5"/>
+                    <a:stretch>
+                      <a:fillRect/>
+                    </a:stretch>
+                  </pic:blipFill>
+                  <pic:spPr>
+                    <a:xfrm>
+                      <a:off x="0" y="0"/>
+                      <a:ext cx="8858250" cy="5219700"/>
+                    </a:xfrm>
+                    <a:prstGeom prst="rect">
+                      <a:avLst/>
+                    </a:prstGeom>
+                  </pic:spPr>
+                </pic:pic>
+              </a:graphicData>
+            </a:graphic>
+          </wp:inline>
+        </w:drawing>
+      </w:r>
+    </w:p>
+    <w:p>
+      <w:pPr>
+        <w:jc w:val="center"/>
+      </w:pPr>
+      <w:r>
+        <w:rPr>
+          <w:noProof/>
+        </w:rPr>
+        <w:lastRenderedPageBreak/>
+        <w:drawing>
+          <wp:inline distT="0" distB="0" distL="0" distR="0" wp14:anchorId="57C7D911" wp14:editId="7116B653">
+            <wp:extent cx="8743950" cy="1038225"/>
+            <wp:effectExtent l="0" t="0" r="0" b="9525"/>
+            <wp:docPr id="3" name="Imagen 3"/>
+            <wp:cNvGraphicFramePr>
+              <a:graphicFrameLocks xmlns:a="http://schemas.openxmlformats.org/drawingml/2006/main" noChangeAspect="1"/>
+            </wp:cNvGraphicFramePr>
+            <a:graphic xmlns:a="http://schemas.openxmlformats.org/drawingml/2006/main">
+              <a:graphicData uri="http://schemas.openxmlformats.org/drawingml/2006/picture">
+                <pic:pic xmlns:pic="http://schemas.openxmlformats.org/drawingml/2006/picture">
+                  <pic:nvPicPr>
+                    <pic:cNvPr id="1" name=""/>
+                    <pic:cNvPicPr/>
+                  </pic:nvPicPr>
+                  <pic:blipFill>
+                    <a:blip r:embed="rId6"/>
+                    <a:stretch>
+                      <a:fillRect/>
+                    </a:stretch>
+                  </pic:blipFill>
+                  <pic:spPr>
+                    <a:xfrm>
+                      <a:off x="0" y="0"/>
+                      <a:ext cx="8743950" cy="1038225"/>
+                    </a:xfrm>
+                    <a:prstGeom prst="rect">
+                      <a:avLst/>
+                    </a:prstGeom>
+                  </pic:spPr>
+                </pic:pic>
+              </a:graphicData>
+            </a:graphic>
+          </wp:inline>
+        </w:drawing>
+      </w:r>
+    </w:p>
     <w:sectPr>
       <w:pgSz w:w="16838" w:h="11906" w:orient="landscape"/>
       <w:pgMar w:top="2268" w:right="1418" w:bottom="1418" w:left="1418" w:header="709" w:footer="709" w:gutter="0"/>
@@ -619,7 +767,7 @@
 </file>
 
 <file path=word/styles.xml><?xml version="1.0" encoding="utf-8"?>
-<w:styles xmlns:mc="http://schemas.openxmlformats.org/markup-compatibility/2006" xmlns:r="http://schemas.openxmlformats.org/officeDocument/2006/relationships" xmlns:w="http://schemas.openxmlformats.org/wordprocessingml/2006/main" xmlns:w14="http://schemas.microsoft.com/office/word/2010/wordml" xmlns:w15="http://schemas.microsoft.com/office/word/2012/wordml" xmlns:w16cex="http://schemas.microsoft.com/office/word/2018/wordml/cex" xmlns:w16cid="http://schemas.microsoft.com/office/word/2016/wordml/cid" xmlns:w16="http://schemas.microsoft.com/office/word/2018/wordml" xmlns:w16se="http://schemas.microsoft.com/office/word/2015/wordml/symex" mc:Ignorable="w14 w15 w16se w16cid w16 w16cex">
+<w:styles xmlns:mc="http://schemas.openxmlformats.org/markup-compatibility/2006" xmlns:r="http://schemas.openxmlformats.org/officeDocument/2006/relationships" xmlns:w="http://schemas.openxmlformats.org/wordprocessingml/2006/main" xmlns:w14="http://schemas.microsoft.com/office/word/2010/wordml" xmlns:w15="http://schemas.microsoft.com/office/word/2012/wordml" xmlns:w16cex="http://schemas.microsoft.com/office/word/2018/wordml/cex" xmlns:w16cid="http://schemas.microsoft.com/office/word/2016/wordml/cid" xmlns:w16="http://schemas.microsoft.com/office/word/2018/wordml" xmlns:w16sdtdh="http://schemas.microsoft.com/office/word/2020/wordml/sdtdatahash" xmlns:w16se="http://schemas.microsoft.com/office/word/2015/wordml/symex" mc:Ignorable="w14 w15 w16se w16cid w16 w16cex w16sdtdh">
   <w:docDefaults>
     <w:rPrDefault>
       <w:rPr>

--- a/1. Software y Hardware/1.1 Inicio/1.1.6 EDT/1.1.6.3 SRICA_008_000 - Cronograma del Proyecto.docx
+++ b/1. Software y Hardware/1.1 Inicio/1.1.6 EDT/1.1.6.3 SRICA_008_000 - Cronograma del Proyecto.docx
@@ -628,8 +628,8 @@
         </w:rPr>
         <w:lastRenderedPageBreak/>
         <w:drawing>
-          <wp:inline distT="0" distB="0" distL="0" distR="0" wp14:anchorId="5B29173B" wp14:editId="0E50D304">
-            <wp:extent cx="8743950" cy="5219700"/>
+          <wp:inline distT="0" distB="0" distL="0" distR="0" wp14:anchorId="03571580" wp14:editId="714EE06A">
+            <wp:extent cx="8807569" cy="5219700"/>
             <wp:effectExtent l="0" t="0" r="0" b="0"/>
             <wp:docPr id="1" name="Imagen 1"/>
             <wp:cNvGraphicFramePr>
@@ -651,7 +651,7 @@
                   <pic:spPr>
                     <a:xfrm>
                       <a:off x="0" y="0"/>
-                      <a:ext cx="8743950" cy="5219700"/>
+                      <a:ext cx="8817606" cy="5225648"/>
                     </a:xfrm>
                     <a:prstGeom prst="rect">
                       <a:avLst/>
@@ -674,9 +674,9 @@
         </w:rPr>
         <w:lastRenderedPageBreak/>
         <w:drawing>
-          <wp:inline distT="0" distB="0" distL="0" distR="0" wp14:anchorId="53E7A555" wp14:editId="20EF7D28">
-            <wp:extent cx="8858250" cy="5219700"/>
-            <wp:effectExtent l="0" t="0" r="0" b="0"/>
+          <wp:inline distT="0" distB="0" distL="0" distR="0" wp14:anchorId="28551AD2" wp14:editId="4A8D2CD4">
+            <wp:extent cx="8876581" cy="5219700"/>
+            <wp:effectExtent l="0" t="0" r="1270" b="0"/>
             <wp:docPr id="2" name="Imagen 2"/>
             <wp:cNvGraphicFramePr>
               <a:graphicFrameLocks xmlns:a="http://schemas.openxmlformats.org/drawingml/2006/main" noChangeAspect="1"/>
@@ -697,7 +697,7 @@
                   <pic:spPr>
                     <a:xfrm>
                       <a:off x="0" y="0"/>
-                      <a:ext cx="8858250" cy="5219700"/>
+                      <a:ext cx="8885322" cy="5224840"/>
                     </a:xfrm>
                     <a:prstGeom prst="rect">
                       <a:avLst/>
@@ -720,9 +720,9 @@
         </w:rPr>
         <w:lastRenderedPageBreak/>
         <w:drawing>
-          <wp:inline distT="0" distB="0" distL="0" distR="0" wp14:anchorId="57C7D911" wp14:editId="7116B653">
-            <wp:extent cx="8743950" cy="1038225"/>
-            <wp:effectExtent l="0" t="0" r="0" b="9525"/>
+          <wp:inline distT="0" distB="0" distL="0" distR="0" wp14:anchorId="27BCBFC3" wp14:editId="5F6FDD4E">
+            <wp:extent cx="8859328" cy="1057275"/>
+            <wp:effectExtent l="0" t="0" r="0" b="0"/>
             <wp:docPr id="3" name="Imagen 3"/>
             <wp:cNvGraphicFramePr>
               <a:graphicFrameLocks xmlns:a="http://schemas.openxmlformats.org/drawingml/2006/main" noChangeAspect="1"/>
@@ -743,7 +743,7 @@
                   <pic:spPr>
                     <a:xfrm>
                       <a:off x="0" y="0"/>
-                      <a:ext cx="8743950" cy="1038225"/>
+                      <a:ext cx="8866568" cy="1058139"/>
                     </a:xfrm>
                     <a:prstGeom prst="rect">
                       <a:avLst/>
